--- a/03-AutoCred_Desafio/reports/documento_politica.docx
+++ b/03-AutoCred_Desafio/reports/documento_politica.docx
@@ -647,7 +647,7 @@
           <w:b w:val="0"/>
           <w:i w:val="0"/>
         </w:rPr>
-        <w:t>A Random Forest empatou em out-of-time (0,735), mas marcava 0,921 no treino — queda de 0,186 contra 0,071 do escolhido. Escolhemos o de menor queda, não o de maior AuROC: a distância entre treino e out-of-time é a única medida de quanto da performance é real. O mesmo algoritmo sem regularização faz 0,998 no treino e 0,710 fora dele.</w:t>
+        <w:t>*Out-of-time* é o teste no futuro: o modelo aprende em 2022-2023 e é medido em 2024, uma safra que não existia quando ele foi treinado — é o que acontece em produção, e é o que uma amostra aleatória esconderia ao misturar 2024 no treino. A Random Forest empatou nesse teste (0,735), mas marcava 0,921 no treino — queda de 0,186 contra 0,071 do escolhido. Escolhemos o de menor queda, não o de maior AuROC: a distância entre treino e out-of-time é a única medida de quanto da performance é real. O mesmo algoritmo sem regularização faz 0,998 no treino e 0,710 fora dele.</w:t>
       </w:r>
     </w:p>
     <w:p>
